--- a/Lab01/Lab01+徐炜杰+202383910029.docx
+++ b/Lab01/Lab01+徐炜杰+202383910029.docx
@@ -94,7 +94,16 @@
           <w:u w:val="single"/>
           <w:lang w:val="en-US" w:eastAsia="zh-CN"/>
         </w:rPr>
-        <w:t>2026/3/19</w:t>
+        <w:t>2026/3/</w:t>
+      </w:r>
+      <w:r>
+        <w:rPr>
+          <w:rFonts w:hint="eastAsia" w:cs="Times New Roman"/>
+          <w:szCs w:val="21"/>
+          <w:u w:val="single"/>
+          <w:lang w:val="en-US" w:eastAsia="zh-CN"/>
+        </w:rPr>
+        <w:t>30</w:t>
       </w:r>
       <w:r>
         <w:rPr>
@@ -297,6 +306,8 @@
         </w:rPr>
         <w:t>一、Experimental purpose</w:t>
       </w:r>
+      <w:bookmarkStart w:id="0" w:name="_GoBack"/>
+      <w:bookmarkEnd w:id="0"/>
     </w:p>
     <w:p>
       <w:pPr>
@@ -1579,8 +1590,6 @@
           <w:lang w:val="en-US" w:eastAsia="zh-CN"/>
         </w:rPr>
       </w:pPr>
-      <w:bookmarkStart w:id="0" w:name="_GoBack"/>
-      <w:bookmarkEnd w:id="0"/>
       <w:r>
         <w:rPr>
           <w:rFonts w:hint="eastAsia" w:eastAsia="黑体" w:cs="Times New Roman"/>

--- a/Lab01/Lab01+徐炜杰+202383910029.docx
+++ b/Lab01/Lab01+徐炜杰+202383910029.docx
@@ -306,12 +306,10 @@
         </w:rPr>
         <w:t>一、Experimental purpose</w:t>
       </w:r>
-      <w:bookmarkStart w:id="0" w:name="_GoBack"/>
-      <w:bookmarkEnd w:id="0"/>
-    </w:p>
-    <w:p>
-      <w:pPr>
-        <w:pStyle w:val="13"/>
+    </w:p>
+    <w:p>
+      <w:pPr>
+        <w:pStyle w:val="15"/>
         <w:numPr>
           <w:ilvl w:val="0"/>
           <w:numId w:val="1"/>
@@ -355,7 +353,7 @@
     </w:p>
     <w:p>
       <w:pPr>
-        <w:pStyle w:val="13"/>
+        <w:pStyle w:val="15"/>
         <w:numPr>
           <w:ilvl w:val="0"/>
           <w:numId w:val="1"/>
@@ -399,7 +397,7 @@
     </w:p>
     <w:p>
       <w:pPr>
-        <w:pStyle w:val="13"/>
+        <w:pStyle w:val="15"/>
         <w:numPr>
           <w:ilvl w:val="0"/>
           <w:numId w:val="2"/>
@@ -444,7 +442,7 @@
     </w:p>
     <w:p>
       <w:pPr>
-        <w:pStyle w:val="13"/>
+        <w:pStyle w:val="15"/>
         <w:numPr>
           <w:ilvl w:val="0"/>
           <w:numId w:val="3"/>
@@ -472,7 +470,7 @@
     </w:p>
     <w:p>
       <w:pPr>
-        <w:pStyle w:val="13"/>
+        <w:pStyle w:val="15"/>
         <w:numPr>
           <w:ilvl w:val="0"/>
           <w:numId w:val="3"/>
@@ -500,7 +498,7 @@
     </w:p>
     <w:p>
       <w:pPr>
-        <w:pStyle w:val="13"/>
+        <w:pStyle w:val="15"/>
         <w:numPr>
           <w:ilvl w:val="0"/>
           <w:numId w:val="3"/>
@@ -528,7 +526,7 @@
     </w:p>
     <w:p>
       <w:pPr>
-        <w:pStyle w:val="13"/>
+        <w:pStyle w:val="15"/>
         <w:numPr>
           <w:ilvl w:val="0"/>
           <w:numId w:val="3"/>
@@ -556,7 +554,7 @@
     </w:p>
     <w:p>
       <w:pPr>
-        <w:pStyle w:val="13"/>
+        <w:pStyle w:val="15"/>
         <w:numPr>
           <w:ilvl w:val="0"/>
           <w:numId w:val="3"/>
@@ -584,7 +582,7 @@
     </w:p>
     <w:p>
       <w:pPr>
-        <w:pStyle w:val="13"/>
+        <w:pStyle w:val="15"/>
         <w:numPr>
           <w:ilvl w:val="0"/>
           <w:numId w:val="3"/>
@@ -612,7 +610,7 @@
     </w:p>
     <w:p>
       <w:pPr>
-        <w:pStyle w:val="13"/>
+        <w:pStyle w:val="15"/>
         <w:numPr>
           <w:ilvl w:val="0"/>
           <w:numId w:val="3"/>
@@ -641,7 +639,7 @@
     </w:p>
     <w:p>
       <w:pPr>
-        <w:pStyle w:val="13"/>
+        <w:pStyle w:val="15"/>
         <w:numPr>
           <w:ilvl w:val="0"/>
           <w:numId w:val="3"/>
@@ -696,6 +694,36 @@
           <w:szCs w:val="28"/>
         </w:rPr>
         <w:t>Detailed steps of the experiment</w:t>
+      </w:r>
+    </w:p>
+    <w:p>
+      <w:pPr>
+        <w:widowControl w:val="0"/>
+        <w:numPr>
+          <w:numId w:val="0"/>
+        </w:numPr>
+        <w:autoSpaceDE w:val="0"/>
+        <w:autoSpaceDN w:val="0"/>
+        <w:adjustRightInd w:val="0"/>
+        <w:spacing w:line="300" w:lineRule="auto"/>
+        <w:jc w:val="both"/>
+        <w:rPr>
+          <w:rFonts w:hint="default" w:ascii="Times New Roman" w:hAnsi="Times New Roman" w:eastAsia="宋体" w:cs="Times New Roman"/>
+          <w:kern w:val="0"/>
+          <w:sz w:val="24"/>
+          <w:szCs w:val="24"/>
+          <w:lang w:val="en-US" w:eastAsia="zh-CN" w:bidi="ar-SA"/>
+        </w:rPr>
+      </w:pPr>
+      <w:r>
+        <w:rPr>
+          <w:rFonts w:hint="default" w:ascii="Times New Roman" w:hAnsi="Times New Roman" w:eastAsia="宋体" w:cs="Times New Roman"/>
+          <w:kern w:val="0"/>
+          <w:sz w:val="24"/>
+          <w:szCs w:val="24"/>
+          <w:lang w:val="en-US" w:eastAsia="zh-CN" w:bidi="ar-SA"/>
+        </w:rPr>
+        <w:t>WSL environment has been successfully installed with Ubuntu 22.04 as the default distribution, and Docker has been correctly installed and is running with version 29.3.0.</w:t>
       </w:r>
     </w:p>
     <w:p>
@@ -767,8 +795,20 @@
         <w:autoSpaceDN w:val="0"/>
         <w:adjustRightInd w:val="0"/>
         <w:spacing w:line="300" w:lineRule="auto"/>
-        <w:jc w:val="left"/>
-      </w:pPr>
+        <w:jc w:val="both"/>
+        <w:rPr>
+          <w:sz w:val="24"/>
+          <w:szCs w:val="32"/>
+        </w:rPr>
+      </w:pPr>
+      <w:r>
+        <w:rPr>
+          <w:rFonts w:hint="eastAsia"/>
+          <w:sz w:val="24"/>
+          <w:szCs w:val="32"/>
+        </w:rPr>
+        <w:t>Docker is properly installed and running (version 29.3.0), and Docker Compose is also available with version v5.1.0, indicating that the container environment is ready for use.</w:t>
+      </w:r>
     </w:p>
     <w:p>
       <w:pPr>
@@ -838,11 +878,34 @@
         <w:autoSpaceDN w:val="0"/>
         <w:adjustRightInd w:val="0"/>
         <w:spacing w:line="300" w:lineRule="auto"/>
+        <w:jc w:val="both"/>
+        <w:rPr>
+          <w:rFonts w:hint="eastAsia"/>
+          <w:sz w:val="24"/>
+          <w:szCs w:val="32"/>
+        </w:rPr>
+      </w:pPr>
+      <w:r>
+        <w:rPr>
+          <w:rFonts w:hint="eastAsia"/>
+          <w:sz w:val="24"/>
+          <w:szCs w:val="32"/>
+        </w:rPr>
+        <w:t>Docker Desktop interface running successfully. It displays the container management dashboard, where existing containers such as hello-world and mongo are listed, indicating that Docker is properly installed and ready for container operations.</w:t>
+      </w:r>
+    </w:p>
+    <w:p>
+      <w:pPr>
+        <w:widowControl w:val="0"/>
+        <w:numPr>
+          <w:ilvl w:val="0"/>
+          <w:numId w:val="0"/>
+        </w:numPr>
+        <w:autoSpaceDE w:val="0"/>
+        <w:autoSpaceDN w:val="0"/>
+        <w:adjustRightInd w:val="0"/>
+        <w:spacing w:line="300" w:lineRule="auto"/>
         <w:jc w:val="center"/>
-        <w:rPr>
-          <w:rFonts w:hint="default"/>
-          <w:lang w:val="en-US" w:eastAsia="zh-CN"/>
-        </w:rPr>
       </w:pPr>
       <w:r>
         <w:drawing>
@@ -899,6 +962,34 @@
         <w:autoSpaceDN w:val="0"/>
         <w:adjustRightInd w:val="0"/>
         <w:spacing w:line="300" w:lineRule="auto"/>
+        <w:jc w:val="both"/>
+        <w:rPr>
+          <w:rFonts w:hint="default"/>
+          <w:sz w:val="24"/>
+          <w:szCs w:val="32"/>
+          <w:lang w:val="en-US" w:eastAsia="zh-CN"/>
+        </w:rPr>
+      </w:pPr>
+      <w:r>
+        <w:rPr>
+          <w:rFonts w:hint="eastAsia"/>
+          <w:sz w:val="24"/>
+          <w:szCs w:val="32"/>
+        </w:rPr>
+        <w:t>Gitea service has been successfully deployed using Docker Compose. The container is running properly, and the logs indicate that Gitea has started without errors and is ready to accept connections.</w:t>
+      </w:r>
+    </w:p>
+    <w:p>
+      <w:pPr>
+        <w:widowControl w:val="0"/>
+        <w:numPr>
+          <w:ilvl w:val="0"/>
+          <w:numId w:val="0"/>
+        </w:numPr>
+        <w:autoSpaceDE w:val="0"/>
+        <w:autoSpaceDN w:val="0"/>
+        <w:adjustRightInd w:val="0"/>
+        <w:spacing w:line="300" w:lineRule="auto"/>
         <w:jc w:val="center"/>
       </w:pPr>
       <w:r>
@@ -972,11 +1063,61 @@
         <w:spacing w:line="300" w:lineRule="auto"/>
         <w:jc w:val="center"/>
       </w:pPr>
+    </w:p>
+    <w:p>
+      <w:pPr>
+        <w:widowControl w:val="0"/>
+        <w:numPr>
+          <w:ilvl w:val="0"/>
+          <w:numId w:val="0"/>
+        </w:numPr>
+        <w:autoSpaceDE w:val="0"/>
+        <w:autoSpaceDN w:val="0"/>
+        <w:adjustRightInd w:val="0"/>
+        <w:spacing w:line="300" w:lineRule="auto"/>
+        <w:jc w:val="both"/>
+        <w:rPr>
+          <w:rFonts w:hint="eastAsia"/>
+          <w:sz w:val="24"/>
+          <w:szCs w:val="32"/>
+        </w:rPr>
+      </w:pPr>
+      <w:r>
+        <w:rPr>
+          <w:rFonts w:hint="eastAsia"/>
+          <w:sz w:val="24"/>
+          <w:szCs w:val="32"/>
+          <w:lang w:val="en-US" w:eastAsia="zh-CN"/>
+        </w:rPr>
+        <w:t>T</w:t>
+      </w:r>
+      <w:r>
+        <w:rPr>
+          <w:rFonts w:hint="eastAsia"/>
+          <w:sz w:val="24"/>
+          <w:szCs w:val="32"/>
+        </w:rPr>
+        <w:t>he initial configuration page of Gitea accessed via the browser. It indicates that the Gitea service is successfully running, and the system is ready for setup, including database configuration and basic server settings.</w:t>
+      </w:r>
+    </w:p>
+    <w:p>
+      <w:pPr>
+        <w:widowControl w:val="0"/>
+        <w:numPr>
+          <w:ilvl w:val="0"/>
+          <w:numId w:val="0"/>
+        </w:numPr>
+        <w:autoSpaceDE w:val="0"/>
+        <w:autoSpaceDN w:val="0"/>
+        <w:adjustRightInd w:val="0"/>
+        <w:spacing w:line="300" w:lineRule="auto"/>
+        <w:jc w:val="center"/>
+      </w:pPr>
       <w:r>
         <w:drawing>
           <wp:inline distT="0" distB="0" distL="114300" distR="114300">
-            <wp:extent cx="4799965" cy="2720975"/>
-            <wp:effectExtent l="0" t="0" r="635" b="9525"/>
+            <wp:extent cx="5626100" cy="3189605"/>
+            <wp:effectExtent l="0" t="0" r="0" b="10795"/>
             <wp:docPr id="12" name="图片 6"/>
             <wp:cNvGraphicFramePr>
               <a:graphicFrameLocks xmlns:a="http://schemas.openxmlformats.org/drawingml/2006/main" noChangeAspect="1"/>
@@ -999,7 +1140,7 @@
                   <pic:spPr>
                     <a:xfrm>
                       <a:off x="0" y="0"/>
-                      <a:ext cx="4799965" cy="2720975"/>
+                      <a:ext cx="5626100" cy="3189605"/>
                     </a:xfrm>
                     <a:prstGeom prst="rect">
                       <a:avLst/>
@@ -1027,8 +1168,28 @@
         <w:autoSpaceDN w:val="0"/>
         <w:adjustRightInd w:val="0"/>
         <w:spacing w:line="300" w:lineRule="auto"/>
-        <w:jc w:val="center"/>
-      </w:pPr>
+        <w:jc w:val="both"/>
+        <w:rPr>
+          <w:sz w:val="24"/>
+          <w:szCs w:val="32"/>
+        </w:rPr>
+      </w:pPr>
+      <w:r>
+        <w:rPr>
+          <w:rFonts w:hint="eastAsia"/>
+          <w:sz w:val="24"/>
+          <w:szCs w:val="32"/>
+          <w:lang w:val="en-US" w:eastAsia="zh-CN"/>
+        </w:rPr>
+        <w:t>T</w:t>
+      </w:r>
+      <w:r>
+        <w:rPr>
+          <w:sz w:val="24"/>
+          <w:szCs w:val="32"/>
+        </w:rPr>
+        <w:t>he creation of a new repository in Gitea. A repository named large-file-test is being set up, which will be used to store and manage a large file (1GB+) for testing Git LFS functionality.</w:t>
+      </w:r>
     </w:p>
     <w:p>
       <w:pPr>
@@ -1046,8 +1207,8 @@
       <w:r>
         <w:drawing>
           <wp:inline distT="0" distB="0" distL="114300" distR="114300">
-            <wp:extent cx="4617085" cy="2094865"/>
-            <wp:effectExtent l="0" t="0" r="5715" b="635"/>
+            <wp:extent cx="5582920" cy="2533650"/>
+            <wp:effectExtent l="0" t="0" r="5080" b="6350"/>
             <wp:docPr id="14" name="图片 8"/>
             <wp:cNvGraphicFramePr>
               <a:graphicFrameLocks xmlns:a="http://schemas.openxmlformats.org/drawingml/2006/main" noChangeAspect="1"/>
@@ -1070,7 +1231,7 @@
                   <pic:spPr>
                     <a:xfrm>
                       <a:off x="0" y="0"/>
-                      <a:ext cx="4617085" cy="2094865"/>
+                      <a:ext cx="5582920" cy="2533650"/>
                     </a:xfrm>
                     <a:prstGeom prst="rect">
                       <a:avLst/>
@@ -1085,6 +1246,157 @@
             </a:graphic>
           </wp:inline>
         </w:drawing>
+      </w:r>
+    </w:p>
+    <w:p>
+      <w:pPr>
+        <w:widowControl w:val="0"/>
+        <w:numPr>
+          <w:ilvl w:val="0"/>
+          <w:numId w:val="0"/>
+        </w:numPr>
+        <w:autoSpaceDE w:val="0"/>
+        <w:autoSpaceDN w:val="0"/>
+        <w:adjustRightInd w:val="0"/>
+        <w:spacing w:line="300" w:lineRule="auto"/>
+        <w:jc w:val="center"/>
+      </w:pPr>
+    </w:p>
+    <w:p>
+      <w:pPr>
+        <w:widowControl w:val="0"/>
+        <w:numPr>
+          <w:ilvl w:val="0"/>
+          <w:numId w:val="0"/>
+        </w:numPr>
+        <w:autoSpaceDE w:val="0"/>
+        <w:autoSpaceDN w:val="0"/>
+        <w:adjustRightInd w:val="0"/>
+        <w:spacing w:line="300" w:lineRule="auto"/>
+        <w:jc w:val="center"/>
+      </w:pPr>
+    </w:p>
+    <w:p>
+      <w:pPr>
+        <w:widowControl w:val="0"/>
+        <w:numPr>
+          <w:ilvl w:val="0"/>
+          <w:numId w:val="0"/>
+        </w:numPr>
+        <w:autoSpaceDE w:val="0"/>
+        <w:autoSpaceDN w:val="0"/>
+        <w:adjustRightInd w:val="0"/>
+        <w:spacing w:line="300" w:lineRule="auto"/>
+        <w:jc w:val="center"/>
+      </w:pPr>
+    </w:p>
+    <w:p>
+      <w:pPr>
+        <w:widowControl w:val="0"/>
+        <w:numPr>
+          <w:ilvl w:val="0"/>
+          <w:numId w:val="0"/>
+        </w:numPr>
+        <w:autoSpaceDE w:val="0"/>
+        <w:autoSpaceDN w:val="0"/>
+        <w:adjustRightInd w:val="0"/>
+        <w:spacing w:line="300" w:lineRule="auto"/>
+        <w:jc w:val="center"/>
+      </w:pPr>
+    </w:p>
+    <w:p>
+      <w:pPr>
+        <w:widowControl w:val="0"/>
+        <w:numPr>
+          <w:ilvl w:val="0"/>
+          <w:numId w:val="0"/>
+        </w:numPr>
+        <w:autoSpaceDE w:val="0"/>
+        <w:autoSpaceDN w:val="0"/>
+        <w:adjustRightInd w:val="0"/>
+        <w:spacing w:line="300" w:lineRule="auto"/>
+        <w:jc w:val="center"/>
+      </w:pPr>
+    </w:p>
+    <w:p>
+      <w:pPr>
+        <w:widowControl w:val="0"/>
+        <w:numPr>
+          <w:ilvl w:val="0"/>
+          <w:numId w:val="0"/>
+        </w:numPr>
+        <w:autoSpaceDE w:val="0"/>
+        <w:autoSpaceDN w:val="0"/>
+        <w:adjustRightInd w:val="0"/>
+        <w:spacing w:line="300" w:lineRule="auto"/>
+        <w:jc w:val="center"/>
+      </w:pPr>
+    </w:p>
+    <w:p>
+      <w:pPr>
+        <w:widowControl w:val="0"/>
+        <w:numPr>
+          <w:ilvl w:val="0"/>
+          <w:numId w:val="0"/>
+        </w:numPr>
+        <w:autoSpaceDE w:val="0"/>
+        <w:autoSpaceDN w:val="0"/>
+        <w:adjustRightInd w:val="0"/>
+        <w:spacing w:line="300" w:lineRule="auto"/>
+        <w:jc w:val="center"/>
+      </w:pPr>
+    </w:p>
+    <w:p>
+      <w:pPr>
+        <w:widowControl w:val="0"/>
+        <w:numPr>
+          <w:ilvl w:val="0"/>
+          <w:numId w:val="0"/>
+        </w:numPr>
+        <w:autoSpaceDE w:val="0"/>
+        <w:autoSpaceDN w:val="0"/>
+        <w:adjustRightInd w:val="0"/>
+        <w:spacing w:line="300" w:lineRule="auto"/>
+        <w:jc w:val="center"/>
+      </w:pPr>
+    </w:p>
+    <w:p>
+      <w:pPr>
+        <w:widowControl w:val="0"/>
+        <w:numPr>
+          <w:ilvl w:val="0"/>
+          <w:numId w:val="0"/>
+        </w:numPr>
+        <w:autoSpaceDE w:val="0"/>
+        <w:autoSpaceDN w:val="0"/>
+        <w:adjustRightInd w:val="0"/>
+        <w:spacing w:line="300" w:lineRule="auto"/>
+        <w:jc w:val="center"/>
+      </w:pPr>
+    </w:p>
+    <w:p>
+      <w:pPr>
+        <w:widowControl w:val="0"/>
+        <w:numPr>
+          <w:ilvl w:val="0"/>
+          <w:numId w:val="0"/>
+        </w:numPr>
+        <w:autoSpaceDE w:val="0"/>
+        <w:autoSpaceDN w:val="0"/>
+        <w:adjustRightInd w:val="0"/>
+        <w:spacing w:line="300" w:lineRule="auto"/>
+        <w:jc w:val="both"/>
+        <w:rPr>
+          <w:sz w:val="24"/>
+          <w:szCs w:val="32"/>
+        </w:rPr>
+      </w:pPr>
+      <w:r>
+        <w:rPr>
+          <w:sz w:val="24"/>
+          <w:szCs w:val="32"/>
+        </w:rPr>
+        <w:t>Gitea configuration file (app.ini) inside the Docker container. It confirms that Git LFS support is enabled (LFS_START_SERVER = true), which allows the server to handle large file storage.</w:t>
       </w:r>
     </w:p>
     <w:p>
@@ -1155,8 +1467,19 @@
         <w:autoSpaceDN w:val="0"/>
         <w:adjustRightInd w:val="0"/>
         <w:spacing w:line="300" w:lineRule="auto"/>
-        <w:jc w:val="center"/>
-      </w:pPr>
+        <w:jc w:val="both"/>
+        <w:rPr>
+          <w:sz w:val="24"/>
+          <w:szCs w:val="32"/>
+        </w:rPr>
+      </w:pPr>
+      <w:r>
+        <w:rPr>
+          <w:sz w:val="24"/>
+          <w:szCs w:val="32"/>
+        </w:rPr>
+        <w:t>Git LFS has been successfully installed and initialized. The message “Updated Git hooks” and “Git LFS initialized” indicates that the repository is now ready to track and manage large files using Git LFS.</w:t>
+      </w:r>
     </w:p>
     <w:p>
       <w:pPr>
@@ -1283,6 +1606,40 @@
         <w:autoSpaceDN w:val="0"/>
         <w:adjustRightInd w:val="0"/>
         <w:spacing w:line="300" w:lineRule="auto"/>
+        <w:jc w:val="both"/>
+        <w:rPr>
+          <w:sz w:val="24"/>
+          <w:szCs w:val="32"/>
+        </w:rPr>
+      </w:pPr>
+      <w:r>
+        <w:rPr>
+          <w:rFonts w:hint="eastAsia"/>
+          <w:sz w:val="24"/>
+          <w:szCs w:val="32"/>
+          <w:lang w:val="en-US" w:eastAsia="zh-CN"/>
+        </w:rPr>
+        <w:t>T</w:t>
+      </w:r>
+      <w:r>
+        <w:rPr>
+          <w:sz w:val="24"/>
+          <w:szCs w:val="32"/>
+        </w:rPr>
+        <w:t>he creation of a large test file using the dd command. A file of approximately 1.2 GB has been successfully generated, which will be used to test Git LFS functionality.</w:t>
+      </w:r>
+    </w:p>
+    <w:p>
+      <w:pPr>
+        <w:widowControl w:val="0"/>
+        <w:numPr>
+          <w:ilvl w:val="0"/>
+          <w:numId w:val="0"/>
+        </w:numPr>
+        <w:autoSpaceDE w:val="0"/>
+        <w:autoSpaceDN w:val="0"/>
+        <w:adjustRightInd w:val="0"/>
+        <w:spacing w:line="300" w:lineRule="auto"/>
         <w:jc w:val="center"/>
       </w:pPr>
       <w:r>
@@ -1356,6 +1713,68 @@
         <w:spacing w:line="300" w:lineRule="auto"/>
         <w:jc w:val="center"/>
       </w:pPr>
+    </w:p>
+    <w:p>
+      <w:pPr>
+        <w:widowControl w:val="0"/>
+        <w:numPr>
+          <w:ilvl w:val="0"/>
+          <w:numId w:val="0"/>
+        </w:numPr>
+        <w:autoSpaceDE w:val="0"/>
+        <w:autoSpaceDN w:val="0"/>
+        <w:adjustRightInd w:val="0"/>
+        <w:spacing w:line="300" w:lineRule="auto"/>
+        <w:jc w:val="center"/>
+      </w:pPr>
+    </w:p>
+    <w:p>
+      <w:pPr>
+        <w:widowControl w:val="0"/>
+        <w:numPr>
+          <w:ilvl w:val="0"/>
+          <w:numId w:val="0"/>
+        </w:numPr>
+        <w:autoSpaceDE w:val="0"/>
+        <w:autoSpaceDN w:val="0"/>
+        <w:adjustRightInd w:val="0"/>
+        <w:spacing w:line="300" w:lineRule="auto"/>
+        <w:jc w:val="both"/>
+        <w:rPr>
+          <w:sz w:val="24"/>
+          <w:szCs w:val="32"/>
+        </w:rPr>
+      </w:pPr>
+      <w:r>
+        <w:rPr>
+          <w:rFonts w:hint="eastAsia"/>
+          <w:sz w:val="24"/>
+          <w:szCs w:val="32"/>
+          <w:lang w:val="en-US" w:eastAsia="zh-CN"/>
+        </w:rPr>
+        <w:t>T</w:t>
+      </w:r>
+      <w:r>
+        <w:rPr>
+          <w:sz w:val="24"/>
+          <w:szCs w:val="32"/>
+        </w:rPr>
+        <w:t>he successful push of the repository to Gitea. The message “Uploading LFS objects: 100%” confirms that the large file has been uploaded using Git LFS, and the repository has been successfully updated on the remote server.</w:t>
+      </w:r>
+    </w:p>
+    <w:p>
+      <w:pPr>
+        <w:widowControl w:val="0"/>
+        <w:numPr>
+          <w:ilvl w:val="0"/>
+          <w:numId w:val="0"/>
+        </w:numPr>
+        <w:autoSpaceDE w:val="0"/>
+        <w:autoSpaceDN w:val="0"/>
+        <w:adjustRightInd w:val="0"/>
+        <w:spacing w:line="300" w:lineRule="auto"/>
+        <w:jc w:val="center"/>
+      </w:pPr>
       <w:r>
         <w:drawing>
           <wp:inline distT="0" distB="0" distL="114300" distR="114300">
@@ -1411,8 +1830,29 @@
         <w:autoSpaceDN w:val="0"/>
         <w:adjustRightInd w:val="0"/>
         <w:spacing w:line="300" w:lineRule="auto"/>
-        <w:jc w:val="center"/>
-      </w:pPr>
+        <w:jc w:val="both"/>
+        <w:rPr>
+          <w:sz w:val="24"/>
+          <w:szCs w:val="32"/>
+        </w:rPr>
+      </w:pPr>
+      <w:r>
+        <w:rPr>
+          <w:rFonts w:hint="eastAsia"/>
+          <w:sz w:val="24"/>
+          <w:szCs w:val="32"/>
+          <w:lang w:val="en-US" w:eastAsia="zh-CN"/>
+        </w:rPr>
+        <w:t>T</w:t>
+      </w:r>
+      <w:r>
+        <w:rPr>
+          <w:rFonts w:hint="eastAsia"/>
+          <w:sz w:val="24"/>
+          <w:szCs w:val="32"/>
+        </w:rPr>
+        <w:t>he Gitea repository after the push operation. The large file has been successfully uploaded and is stored in the repository, confirming that Git LFS is working correctly.</w:t>
+      </w:r>
     </w:p>
     <w:p>
       <w:pPr>
@@ -1600,7 +2040,21 @@
           <w:szCs w:val="24"/>
           <w:lang w:val="en-US" w:eastAsia="zh-CN"/>
         </w:rPr>
-        <w:t>3. In addition, working with Git LFS to manage large files deepened my understanding of the limitations of traditional Git and the necessity of specialized mechanisms for handling large-scale data. By successfully tracking and uploading a 1GB+ file, I observed how LFS separates large file storage from standard Git objects, which enhances efficiency and scalability. This experiment strengthened my overall understanding of version control in data-intensive scenarios and its relevance in cloud-based development environments.</w:t>
+        <w:t>3. In addition, working with Git LFS to manage large files deepened my understanding of the limitations of traditional Git and the necessity of specialized mechanisms for handling large-scale data. By successfully tracking and uploading a 1GB+ file, I observed how LFS separates large file storage from standard Git objects, which enhances efficiency and scalability. This experiment strengthened my overall understanding of version control in data-intensive scenarios and its relevance in cloud-based development environ</w:t>
+      </w:r>
+      <w:bookmarkStart w:id="0" w:name="_GoBack"/>
+      <w:bookmarkEnd w:id="0"/>
+      <w:r>
+        <w:rPr>
+          <w:rFonts w:hint="eastAsia" w:eastAsia="黑体" w:cs="Times New Roman"/>
+          <w:b w:val="0"/>
+          <w:bCs/>
+          <w:kern w:val="0"/>
+          <w:sz w:val="24"/>
+          <w:szCs w:val="24"/>
+          <w:lang w:val="en-US" w:eastAsia="zh-CN"/>
+        </w:rPr>
+        <w:t>ments.</w:t>
       </w:r>
     </w:p>
     <w:sectPr>
@@ -1996,7 +2450,7 @@
   <w:style w:type="paragraph" w:styleId="2">
     <w:name w:val="Balloon Text"/>
     <w:basedOn w:val="1"/>
-    <w:link w:val="16"/>
+    <w:link w:val="18"/>
     <w:uiPriority w:val="0"/>
     <w:rPr>
       <w:sz w:val="18"/>
@@ -2006,7 +2460,7 @@
   <w:style w:type="paragraph" w:styleId="3">
     <w:name w:val="footer"/>
     <w:basedOn w:val="1"/>
-    <w:link w:val="12"/>
+    <w:link w:val="14"/>
     <w:qFormat/>
     <w:uiPriority w:val="0"/>
     <w:pPr>
@@ -2025,7 +2479,7 @@
   <w:style w:type="paragraph" w:styleId="4">
     <w:name w:val="header"/>
     <w:basedOn w:val="1"/>
-    <w:link w:val="11"/>
+    <w:link w:val="13"/>
     <w:uiPriority w:val="0"/>
     <w:pPr>
       <w:pBdr>
@@ -2107,6 +2561,15 @@
     </w:rPr>
   </w:style>
   <w:style w:type="character" w:styleId="10">
+    <w:name w:val="Emphasis"/>
+    <w:basedOn w:val="8"/>
+    <w:qFormat/>
+    <w:uiPriority w:val="0"/>
+    <w:rPr>
+      <w:i/>
+    </w:rPr>
+  </w:style>
+  <w:style w:type="character" w:styleId="11">
     <w:name w:val="Hyperlink"/>
     <w:basedOn w:val="8"/>
     <w:qFormat/>
@@ -2121,7 +2584,16 @@
       </w14:textFill>
     </w:rPr>
   </w:style>
-  <w:style w:type="character" w:customStyle="1" w:styleId="11">
+  <w:style w:type="character" w:styleId="12">
+    <w:name w:val="HTML Code"/>
+    <w:basedOn w:val="8"/>
+    <w:uiPriority w:val="0"/>
+    <w:rPr>
+      <w:rFonts w:ascii="Courier New" w:hAnsi="Courier New"/>
+      <w:sz w:val="20"/>
+    </w:rPr>
+  </w:style>
+  <w:style w:type="character" w:customStyle="1" w:styleId="13">
     <w:name w:val="页眉 字符"/>
     <w:basedOn w:val="8"/>
     <w:link w:val="4"/>
@@ -2133,7 +2605,7 @@
       <w:szCs w:val="18"/>
     </w:rPr>
   </w:style>
-  <w:style w:type="character" w:customStyle="1" w:styleId="12">
+  <w:style w:type="character" w:customStyle="1" w:styleId="14">
     <w:name w:val="页脚 字符"/>
     <w:basedOn w:val="8"/>
     <w:link w:val="3"/>
@@ -2145,7 +2617,7 @@
       <w:szCs w:val="18"/>
     </w:rPr>
   </w:style>
-  <w:style w:type="paragraph" w:customStyle="1" w:styleId="13">
+  <w:style w:type="paragraph" w:customStyle="1" w:styleId="15">
     <w:name w:val="reader-word-layer reader-word-s1-21"/>
     <w:basedOn w:val="1"/>
     <w:qFormat/>
@@ -2161,7 +2633,7 @@
       <w:sz w:val="24"/>
     </w:rPr>
   </w:style>
-  <w:style w:type="paragraph" w:customStyle="1" w:styleId="14">
+  <w:style w:type="paragraph" w:customStyle="1" w:styleId="16">
     <w:name w:val="reader-word-layer reader-word-s1-30"/>
     <w:basedOn w:val="1"/>
     <w:qFormat/>
@@ -2177,7 +2649,7 @@
       <w:sz w:val="24"/>
     </w:rPr>
   </w:style>
-  <w:style w:type="paragraph" w:styleId="15">
+  <w:style w:type="paragraph" w:styleId="17">
     <w:name w:val="List Paragraph"/>
     <w:basedOn w:val="1"/>
     <w:qFormat/>
@@ -2186,7 +2658,7 @@
       <w:ind w:firstLine="420" w:firstLineChars="200"/>
     </w:pPr>
   </w:style>
-  <w:style w:type="character" w:customStyle="1" w:styleId="16">
+  <w:style w:type="character" w:customStyle="1" w:styleId="18">
     <w:name w:val="批注框文本 字符"/>
     <w:basedOn w:val="8"/>
     <w:link w:val="2"/>
@@ -2198,7 +2670,7 @@
       <w:szCs w:val="18"/>
     </w:rPr>
   </w:style>
-  <w:style w:type="character" w:customStyle="1" w:styleId="17">
+  <w:style w:type="character" w:customStyle="1" w:styleId="19">
     <w:name w:val="Unresolved Mention"/>
     <w:basedOn w:val="8"/>
     <w:semiHidden/>
